--- a/Fase 1/Evidencias Grupales/02 Documento de Épicas e Historias de Usuario.docx
+++ b/Fase 1/Evidencias Grupales/02 Documento de Épicas e Historias de Usuario.docx
@@ -828,7 +828,7 @@
     </w:p>
     <w:sdt>
       <w:sdtPr>
-        <w:id w:val="-1995379935"/>
+        <w:id w:val="-2146515826"/>
         <w:docPartObj>
           <w:docPartGallery w:val="Table of Contents"/>
           <w:docPartUnique w:val="1"/>
@@ -2719,6 +2719,7 @@
       <w:tr>
         <w:trPr>
           <w:cantSplit w:val="0"/>
+          <w:trHeight w:val="253.5546875" w:hRule="atLeast"/>
           <w:tblHeader w:val="0"/>
         </w:trPr>
         <w:tc>
@@ -2745,7 +2746,7 @@
               <w:rPr>
                 <w:rtl w:val="0"/>
               </w:rPr>
-              <w:t xml:space="preserve">Gestión de acceso y autenticación</w:t>
+              <w:t xml:space="preserve">Gestión de acceso y seguridad</w:t>
             </w:r>
           </w:p>
         </w:tc>
@@ -2779,7 +2780,42 @@
               <w:rPr>
                 <w:rtl w:val="0"/>
               </w:rPr>
-              <w:t xml:space="preserve">Gestión de tickets (Flujo)</w:t>
+              <w:t xml:space="preserve">Gestión de tickets</w:t>
+            </w:r>
+          </w:p>
+        </w:tc>
+      </w:tr>
+      <w:tr>
+        <w:trPr>
+          <w:cantSplit w:val="0"/>
+          <w:trHeight w:val="253.5546875" w:hRule="atLeast"/>
+          <w:tblHeader w:val="0"/>
+        </w:trPr>
+        <w:tc>
+          <w:tcPr/>
+          <w:p>
+            <w:pPr>
+              <w:rPr/>
+            </w:pPr>
+            <w:r>
+              <w:rPr>
+                <w:rtl w:val="0"/>
+              </w:rPr>
+              <w:t xml:space="preserve">03</w:t>
+            </w:r>
+          </w:p>
+        </w:tc>
+        <w:tc>
+          <w:tcPr/>
+          <w:p>
+            <w:pPr>
+              <w:rPr/>
+            </w:pPr>
+            <w:r>
+              <w:rPr>
+                <w:rtl w:val="0"/>
+              </w:rPr>
+              <w:t xml:space="preserve">Asignación y gestión de trabajo</w:t>
             </w:r>
           </w:p>
         </w:tc>
@@ -2799,7 +2835,7 @@
               <w:rPr>
                 <w:rtl w:val="0"/>
               </w:rPr>
-              <w:t xml:space="preserve">03</w:t>
+              <w:t xml:space="preserve">04</w:t>
             </w:r>
           </w:p>
         </w:tc>
@@ -2813,7 +2849,7 @@
               <w:rPr>
                 <w:rtl w:val="0"/>
               </w:rPr>
-              <w:t xml:space="preserve">Gestión de tickets (Control)</w:t>
+              <w:t xml:space="preserve">Seguimiento y trazabilidad</w:t>
             </w:r>
           </w:p>
         </w:tc>
@@ -2833,7 +2869,7 @@
               <w:rPr>
                 <w:rtl w:val="0"/>
               </w:rPr>
-              <w:t xml:space="preserve">04</w:t>
+              <w:t xml:space="preserve">05</w:t>
             </w:r>
           </w:p>
         </w:tc>
@@ -2847,7 +2883,7 @@
               <w:rPr>
                 <w:rtl w:val="0"/>
               </w:rPr>
-              <w:t xml:space="preserve">Visualización de tickets</w:t>
+              <w:t xml:space="preserve">Productividad y soporte a la gestión</w:t>
             </w:r>
           </w:p>
         </w:tc>
@@ -2867,7 +2903,6 @@
               <w:rPr>
                 <w:rtl w:val="0"/>
               </w:rPr>
-              <w:t xml:space="preserve">05</w:t>
             </w:r>
           </w:p>
         </w:tc>
@@ -2881,7 +2916,6 @@
               <w:rPr>
                 <w:rtl w:val="0"/>
               </w:rPr>
-              <w:t xml:space="preserve">Búsqueda y filtrado</w:t>
             </w:r>
           </w:p>
         </w:tc>
@@ -2901,7 +2935,6 @@
               <w:rPr>
                 <w:rtl w:val="0"/>
               </w:rPr>
-              <w:t xml:space="preserve">06</w:t>
             </w:r>
           </w:p>
         </w:tc>
@@ -2915,7 +2948,6 @@
               <w:rPr>
                 <w:rtl w:val="0"/>
               </w:rPr>
-              <w:t xml:space="preserve">Gestión operativa del personal</w:t>
             </w:r>
           </w:p>
         </w:tc>
@@ -2935,7 +2967,6 @@
               <w:rPr>
                 <w:rtl w:val="0"/>
               </w:rPr>
-              <w:t xml:space="preserve">07</w:t>
             </w:r>
           </w:p>
         </w:tc>
@@ -2949,41 +2980,6 @@
               <w:rPr>
                 <w:rtl w:val="0"/>
               </w:rPr>
-              <w:t xml:space="preserve">Organización y coordinación entre departamentos</w:t>
-            </w:r>
-          </w:p>
-        </w:tc>
-      </w:tr>
-      <w:tr>
-        <w:trPr>
-          <w:cantSplit w:val="0"/>
-          <w:tblHeader w:val="0"/>
-        </w:trPr>
-        <w:tc>
-          <w:tcPr/>
-          <w:p>
-            <w:pPr>
-              <w:rPr/>
-            </w:pPr>
-            <w:r>
-              <w:rPr>
-                <w:rtl w:val="0"/>
-              </w:rPr>
-              <w:t xml:space="preserve">08</w:t>
-            </w:r>
-          </w:p>
-        </w:tc>
-        <w:tc>
-          <w:tcPr/>
-          <w:p>
-            <w:pPr>
-              <w:rPr/>
-            </w:pPr>
-            <w:r>
-              <w:rPr>
-                <w:rtl w:val="0"/>
-              </w:rPr>
-              <w:t xml:space="preserve">Gestión de tickets (Creacion basica)</w:t>
             </w:r>
           </w:p>
         </w:tc>
@@ -3254,7 +3250,7 @@
               <w:rPr>
                 <w:rtl w:val="0"/>
               </w:rPr>
-              <w:t xml:space="preserve">Alto</w:t>
+              <w:t xml:space="preserve">Must have</w:t>
             </w:r>
           </w:p>
         </w:tc>
@@ -3288,7 +3284,7 @@
               <w:rPr>
                 <w:rtl w:val="0"/>
               </w:rPr>
-              <w:t xml:space="preserve">Gestión de tickets (Flujo)</w:t>
+              <w:t xml:space="preserve">Gestión de tickets</w:t>
             </w:r>
           </w:p>
         </w:tc>
@@ -3302,7 +3298,7 @@
               <w:rPr>
                 <w:rtl w:val="0"/>
               </w:rPr>
-              <w:t xml:space="preserve">Medio</w:t>
+              <w:t xml:space="preserve">Must have</w:t>
             </w:r>
           </w:p>
         </w:tc>
@@ -3336,7 +3332,7 @@
               <w:rPr>
                 <w:rtl w:val="0"/>
               </w:rPr>
-              <w:t xml:space="preserve">Gestión de tickets (Control)</w:t>
+              <w:t xml:space="preserve">Asignación y gestión de trabajo</w:t>
             </w:r>
           </w:p>
         </w:tc>
@@ -3350,7 +3346,7 @@
               <w:rPr>
                 <w:rtl w:val="0"/>
               </w:rPr>
-              <w:t xml:space="preserve">Medio</w:t>
+              <w:t xml:space="preserve">Should have</w:t>
             </w:r>
           </w:p>
         </w:tc>
@@ -3384,7 +3380,7 @@
               <w:rPr>
                 <w:rtl w:val="0"/>
               </w:rPr>
-              <w:t xml:space="preserve">Visualización de tickets</w:t>
+              <w:t xml:space="preserve">Seguimiento y trazabilidad</w:t>
             </w:r>
           </w:p>
         </w:tc>
@@ -3398,7 +3394,56 @@
               <w:rPr>
                 <w:rtl w:val="0"/>
               </w:rPr>
-              <w:t xml:space="preserve">Medio</w:t>
+              <w:t xml:space="preserve">Should have</w:t>
+            </w:r>
+          </w:p>
+        </w:tc>
+      </w:tr>
+      <w:tr>
+        <w:trPr>
+          <w:cantSplit w:val="0"/>
+          <w:trHeight w:val="253.5546875" w:hRule="atLeast"/>
+          <w:tblHeader w:val="0"/>
+        </w:trPr>
+        <w:tc>
+          <w:tcPr/>
+          <w:p>
+            <w:pPr>
+              <w:rPr/>
+            </w:pPr>
+            <w:r>
+              <w:rPr>
+                <w:rtl w:val="0"/>
+              </w:rPr>
+              <w:t xml:space="preserve">05</w:t>
+            </w:r>
+          </w:p>
+        </w:tc>
+        <w:tc>
+          <w:tcPr/>
+          <w:p>
+            <w:pPr>
+              <w:rPr/>
+            </w:pPr>
+            <w:r>
+              <w:rPr>
+                <w:rtl w:val="0"/>
+              </w:rPr>
+              <w:t xml:space="preserve">Productividad y soporte a la gestión</w:t>
+            </w:r>
+          </w:p>
+        </w:tc>
+        <w:tc>
+          <w:tcPr/>
+          <w:p>
+            <w:pPr>
+              <w:rPr/>
+            </w:pPr>
+            <w:r>
+              <w:rPr>
+                <w:rtl w:val="0"/>
+              </w:rPr>
+              <w:t xml:space="preserve">Could have</w:t>
             </w:r>
           </w:p>
         </w:tc>
@@ -3418,7 +3463,6 @@
               <w:rPr>
                 <w:rtl w:val="0"/>
               </w:rPr>
-              <w:t xml:space="preserve">05</w:t>
             </w:r>
           </w:p>
         </w:tc>
@@ -3432,7 +3476,6 @@
               <w:rPr>
                 <w:rtl w:val="0"/>
               </w:rPr>
-              <w:t xml:space="preserve">Búsqueda y filtrado</w:t>
             </w:r>
           </w:p>
         </w:tc>
@@ -3446,7 +3489,6 @@
               <w:rPr>
                 <w:rtl w:val="0"/>
               </w:rPr>
-              <w:t xml:space="preserve">Bajo</w:t>
             </w:r>
           </w:p>
         </w:tc>
@@ -3466,7 +3508,6 @@
               <w:rPr>
                 <w:rtl w:val="0"/>
               </w:rPr>
-              <w:t xml:space="preserve">06</w:t>
             </w:r>
           </w:p>
         </w:tc>
@@ -3480,7 +3521,6 @@
               <w:rPr>
                 <w:rtl w:val="0"/>
               </w:rPr>
-              <w:t xml:space="preserve">Gestión operativa del personal</w:t>
             </w:r>
           </w:p>
         </w:tc>
@@ -3494,7 +3534,6 @@
               <w:rPr>
                 <w:rtl w:val="0"/>
               </w:rPr>
-              <w:t xml:space="preserve">Medio</w:t>
             </w:r>
           </w:p>
         </w:tc>
@@ -3514,7 +3553,6 @@
               <w:rPr>
                 <w:rtl w:val="0"/>
               </w:rPr>
-              <w:t xml:space="preserve">07</w:t>
             </w:r>
           </w:p>
         </w:tc>
@@ -3528,7 +3566,6 @@
               <w:rPr>
                 <w:rtl w:val="0"/>
               </w:rPr>
-              <w:t xml:space="preserve">Organización y coordinación entre departamentos</w:t>
             </w:r>
           </w:p>
         </w:tc>
@@ -3542,55 +3579,6 @@
               <w:rPr>
                 <w:rtl w:val="0"/>
               </w:rPr>
-              <w:t xml:space="preserve">Bajo</w:t>
-            </w:r>
-          </w:p>
-        </w:tc>
-      </w:tr>
-      <w:tr>
-        <w:trPr>
-          <w:cantSplit w:val="0"/>
-          <w:tblHeader w:val="0"/>
-        </w:trPr>
-        <w:tc>
-          <w:tcPr/>
-          <w:p>
-            <w:pPr>
-              <w:rPr/>
-            </w:pPr>
-            <w:r>
-              <w:rPr>
-                <w:rtl w:val="0"/>
-              </w:rPr>
-              <w:t xml:space="preserve">08</w:t>
-            </w:r>
-          </w:p>
-        </w:tc>
-        <w:tc>
-          <w:tcPr/>
-          <w:p>
-            <w:pPr>
-              <w:rPr/>
-            </w:pPr>
-            <w:r>
-              <w:rPr>
-                <w:rtl w:val="0"/>
-              </w:rPr>
-              <w:t xml:space="preserve">Gestión de tickets (Creacion basica)</w:t>
-            </w:r>
-          </w:p>
-        </w:tc>
-        <w:tc>
-          <w:tcPr/>
-          <w:p>
-            <w:pPr>
-              <w:rPr/>
-            </w:pPr>
-            <w:r>
-              <w:rPr>
-                <w:rtl w:val="0"/>
-              </w:rPr>
-              <w:t xml:space="preserve">Alto</w:t>
             </w:r>
           </w:p>
         </w:tc>
@@ -3683,12 +3671,12 @@
             <wp:extent cx="7792433" cy="2665832"/>
             <wp:effectExtent b="0" l="0" r="0" t="0"/>
             <wp:wrapSquare wrapText="bothSides" distB="114300" distT="114300" distL="114300" distR="114300"/>
-            <wp:docPr id="5" name="image5.png"/>
+            <wp:docPr id="5" name="image6.png"/>
             <a:graphic>
               <a:graphicData uri="http://schemas.openxmlformats.org/drawingml/2006/picture">
                 <pic:pic>
                   <pic:nvPicPr>
-                    <pic:cNvPr id="0" name="image5.png"/>
+                    <pic:cNvPr id="0" name="image6.png"/>
                     <pic:cNvPicPr preferRelativeResize="0"/>
                   </pic:nvPicPr>
                   <pic:blipFill>
@@ -3735,12 +3723,12 @@
             <wp:extent cx="7791450" cy="2500143"/>
             <wp:effectExtent b="0" l="0" r="0" t="0"/>
             <wp:wrapSquare wrapText="bothSides" distB="114300" distT="114300" distL="114300" distR="114300"/>
-            <wp:docPr id="9" name="image6.png"/>
+            <wp:docPr id="9" name="image2.png"/>
             <a:graphic>
               <a:graphicData uri="http://schemas.openxmlformats.org/drawingml/2006/picture">
                 <pic:pic>
                   <pic:nvPicPr>
-                    <pic:cNvPr id="0" name="image6.png"/>
+                    <pic:cNvPr id="0" name="image2.png"/>
                     <pic:cNvPicPr preferRelativeResize="0"/>
                   </pic:nvPicPr>
                   <pic:blipFill>
@@ -3800,12 +3788,12 @@
             <wp:extent cx="7791450" cy="1947863"/>
             <wp:effectExtent b="0" l="0" r="0" t="0"/>
             <wp:wrapSquare wrapText="bothSides" distB="114300" distT="114300" distL="114300" distR="114300"/>
-            <wp:docPr id="7" name="image4.png"/>
+            <wp:docPr id="7" name="image3.png"/>
             <a:graphic>
               <a:graphicData uri="http://schemas.openxmlformats.org/drawingml/2006/picture">
                 <pic:pic>
                   <pic:nvPicPr>
-                    <pic:cNvPr id="0" name="image4.png"/>
+                    <pic:cNvPr id="0" name="image3.png"/>
                     <pic:cNvPicPr preferRelativeResize="0"/>
                   </pic:nvPicPr>
                   <pic:blipFill>
@@ -3842,12 +3830,12 @@
             <wp:extent cx="7791450" cy="2420773"/>
             <wp:effectExtent b="0" l="0" r="0" t="0"/>
             <wp:wrapSquare wrapText="bothSides" distB="114300" distT="114300" distL="114300" distR="114300"/>
-            <wp:docPr id="6" name="image2.png"/>
+            <wp:docPr id="6" name="image1.png"/>
             <a:graphic>
               <a:graphicData uri="http://schemas.openxmlformats.org/drawingml/2006/picture">
                 <pic:pic>
                   <pic:nvPicPr>
-                    <pic:cNvPr id="0" name="image2.png"/>
+                    <pic:cNvPr id="0" name="image1.png"/>
                     <pic:cNvPicPr preferRelativeResize="0"/>
                   </pic:nvPicPr>
                   <pic:blipFill>
@@ -3884,12 +3872,12 @@
             <wp:extent cx="7791450" cy="2314947"/>
             <wp:effectExtent b="0" l="0" r="0" t="0"/>
             <wp:wrapSquare wrapText="bothSides" distB="114300" distT="114300" distL="114300" distR="114300"/>
-            <wp:docPr id="8" name="image1.png"/>
+            <wp:docPr id="8" name="image4.png"/>
             <a:graphic>
               <a:graphicData uri="http://schemas.openxmlformats.org/drawingml/2006/picture">
                 <pic:pic>
                   <pic:nvPicPr>
-                    <pic:cNvPr id="0" name="image1.png"/>
+                    <pic:cNvPr id="0" name="image4.png"/>
                     <pic:cNvPicPr preferRelativeResize="0"/>
                   </pic:nvPicPr>
                   <pic:blipFill>
@@ -4134,12 +4122,12 @@
           <wp:extent cx="932815" cy="231775"/>
           <wp:effectExtent b="0" l="0" r="0" t="0"/>
           <wp:wrapSquare wrapText="bothSides" distB="0" distT="0" distL="114300" distR="114300"/>
-          <wp:docPr id="4" name="image3.png"/>
+          <wp:docPr id="4" name="image5.png"/>
           <a:graphic>
             <a:graphicData uri="http://schemas.openxmlformats.org/drawingml/2006/picture">
               <pic:pic>
                 <pic:nvPicPr>
-                  <pic:cNvPr id="0" name="image3.png"/>
+                  <pic:cNvPr id="0" name="image5.png"/>
                   <pic:cNvPicPr preferRelativeResize="0"/>
                 </pic:nvPicPr>
                 <pic:blipFill>
